--- a/frontend/public/docx/courses/generative-ai/Multi-modal-rag/Embedding Spaces in Multimodal AI.docx
+++ b/frontend/public/docx/courses/generative-ai/Multi-modal-rag/Embedding Spaces in Multimodal AI.docx
@@ -48,7 +48,7 @@
       <w:pPr>
         <w:numPr>
           <w:ilvl w:val="0"/>
-          <w:numId w:val="7"/>
+          <w:numId w:val="9"/>
         </w:numPr>
         <w:spacing w:after="0" w:before="240" w:lineRule="auto"/>
         <w:ind w:left="720" w:hanging="360"/>
@@ -65,7 +65,7 @@
       <w:pPr>
         <w:numPr>
           <w:ilvl w:val="0"/>
-          <w:numId w:val="7"/>
+          <w:numId w:val="9"/>
         </w:numPr>
         <w:spacing w:after="0" w:before="0" w:lineRule="auto"/>
         <w:ind w:left="720" w:hanging="360"/>
@@ -82,7 +82,7 @@
       <w:pPr>
         <w:numPr>
           <w:ilvl w:val="0"/>
-          <w:numId w:val="7"/>
+          <w:numId w:val="9"/>
         </w:numPr>
         <w:spacing w:after="0" w:before="0" w:lineRule="auto"/>
         <w:ind w:left="720" w:hanging="360"/>
@@ -99,7 +99,7 @@
       <w:pPr>
         <w:numPr>
           <w:ilvl w:val="0"/>
-          <w:numId w:val="7"/>
+          <w:numId w:val="9"/>
         </w:numPr>
         <w:spacing w:after="240" w:before="0" w:lineRule="auto"/>
         <w:ind w:left="720" w:hanging="360"/>
@@ -159,7 +159,7 @@
         <w:rPr>
           <w:rtl w:val="0"/>
         </w:rPr>
-        <w:t xml:space="preserve">Every meaningful thing — a word, a sentence, a photo of a sunset, a song clip — gets turned into a single point floating somewhere in this room.</w:t>
+        <w:t xml:space="preserve">Every meaningful thing, a word, a sentence, a photo of a sunset, a song clip, gets turned into a single point floating somewhere in this room.</w:t>
       </w:r>
     </w:p>
     <w:p>
@@ -282,7 +282,7 @@
       <w:pPr>
         <w:numPr>
           <w:ilvl w:val="0"/>
-          <w:numId w:val="2"/>
+          <w:numId w:val="4"/>
         </w:numPr>
         <w:spacing w:after="0" w:before="240" w:lineRule="auto"/>
         <w:ind w:left="720" w:hanging="360"/>
@@ -290,7 +290,7 @@
       </w:pPr>
       <w:sdt>
         <w:sdtPr>
-          <w:id w:val="-1309117869"/>
+          <w:id w:val="562090626"/>
           <w:tag w:val="goog_rdk_0"/>
         </w:sdtPr>
         <w:sdtContent>
@@ -313,7 +313,7 @@
       <w:pPr>
         <w:numPr>
           <w:ilvl w:val="0"/>
-          <w:numId w:val="2"/>
+          <w:numId w:val="4"/>
         </w:numPr>
         <w:spacing w:after="0" w:before="0" w:lineRule="auto"/>
         <w:ind w:left="720" w:hanging="360"/>
@@ -321,7 +321,7 @@
       </w:pPr>
       <w:sdt>
         <w:sdtPr>
-          <w:id w:val="-1203498615"/>
+          <w:id w:val="2043567453"/>
           <w:tag w:val="goog_rdk_1"/>
         </w:sdtPr>
         <w:sdtContent>
@@ -344,7 +344,7 @@
       <w:pPr>
         <w:numPr>
           <w:ilvl w:val="0"/>
-          <w:numId w:val="2"/>
+          <w:numId w:val="4"/>
         </w:numPr>
         <w:spacing w:after="240" w:before="0" w:lineRule="auto"/>
         <w:ind w:left="720" w:hanging="360"/>
@@ -352,7 +352,7 @@
       </w:pPr>
       <w:sdt>
         <w:sdtPr>
-          <w:id w:val="-1140265140"/>
+          <w:id w:val="-176829256"/>
           <w:tag w:val="goog_rdk_2"/>
         </w:sdtPr>
         <w:sdtContent>
@@ -420,7 +420,7 @@
         <w:rPr>
           <w:rtl w:val="0"/>
         </w:rPr>
-        <w:t xml:space="preserve"> knob (a number like 0.07 or 0.1). Lower temperature makes the model more "decisive" — big similarities become huge, small ones become tiny. It's like turning up the contrast on a photo.</w:t>
+        <w:t xml:space="preserve"> knob (a number like 0.07 or 0.1). Lower temperature makes the model more "decisive", big similarities become huge, small ones become tiny. It's like turning up the contrast on a photo.</w:t>
       </w:r>
     </w:p>
     <w:p>
@@ -442,7 +442,7 @@
       <w:pPr>
         <w:numPr>
           <w:ilvl w:val="0"/>
-          <w:numId w:val="5"/>
+          <w:numId w:val="7"/>
         </w:numPr>
         <w:spacing w:after="0" w:before="240" w:lineRule="auto"/>
         <w:ind w:left="720" w:hanging="360"/>
@@ -450,7 +450,7 @@
       </w:pPr>
       <w:sdt>
         <w:sdtPr>
-          <w:id w:val="-1410253790"/>
+          <w:id w:val="457971751"/>
           <w:tag w:val="goog_rdk_3"/>
         </w:sdtPr>
         <w:sdtContent>
@@ -473,7 +473,7 @@
       <w:pPr>
         <w:numPr>
           <w:ilvl w:val="0"/>
-          <w:numId w:val="5"/>
+          <w:numId w:val="7"/>
         </w:numPr>
         <w:spacing w:after="240" w:before="0" w:lineRule="auto"/>
         <w:ind w:left="720" w:hanging="360"/>
@@ -481,7 +481,7 @@
       </w:pPr>
       <w:sdt>
         <w:sdtPr>
-          <w:id w:val="1140444037"/>
+          <w:id w:val="-1566540858"/>
           <w:tag w:val="goog_rdk_4"/>
         </w:sdtPr>
         <w:sdtContent>
@@ -502,6 +502,7 @@
     </w:p>
     <w:p>
       <w:pPr>
+        <w:jc w:val="center"/>
         <w:rPr/>
       </w:pPr>
       <w:r>
@@ -625,7 +626,7 @@
         <w:rPr>
           <w:rtl w:val="0"/>
         </w:rPr>
-        <w:t xml:space="preserve"> — and the most famous loss function is </w:t>
+        <w:t xml:space="preserve">, and the most famous loss function is </w:t>
       </w:r>
       <w:r>
         <w:rPr>
@@ -730,7 +731,7 @@
       </w:pPr>
       <w:sdt>
         <w:sdtPr>
-          <w:id w:val="-1175903132"/>
+          <w:id w:val="-1611047663"/>
           <w:tag w:val="goog_rdk_5"/>
         </w:sdtPr>
         <w:sdtContent>
@@ -815,7 +816,7 @@
           <wp:inline distB="114300" distT="114300" distL="114300" distR="114300">
             <wp:extent cx="5731200" cy="4025900"/>
             <wp:effectExtent b="0" l="0" r="0" t="0"/>
-            <wp:docPr id="6" name="image2.png"/>
+            <wp:docPr id="5" name="image2.png"/>
             <a:graphic>
               <a:graphicData uri="http://schemas.openxmlformats.org/drawingml/2006/picture">
                 <pic:pic>
@@ -943,7 +944,7 @@
       <w:pPr>
         <w:numPr>
           <w:ilvl w:val="0"/>
-          <w:numId w:val="6"/>
+          <w:numId w:val="8"/>
         </w:numPr>
         <w:spacing w:after="0" w:before="240" w:lineRule="auto"/>
         <w:ind w:left="720" w:hanging="360"/>
@@ -951,7 +952,7 @@
       </w:pPr>
       <w:sdt>
         <w:sdtPr>
-          <w:id w:val="1257440903"/>
+          <w:id w:val="-1802419099"/>
           <w:tag w:val="goog_rdk_6"/>
         </w:sdtPr>
         <w:sdtContent>
@@ -974,7 +975,7 @@
       <w:pPr>
         <w:numPr>
           <w:ilvl w:val="0"/>
-          <w:numId w:val="6"/>
+          <w:numId w:val="8"/>
         </w:numPr>
         <w:spacing w:after="240" w:before="0" w:lineRule="auto"/>
         <w:ind w:left="720" w:hanging="360"/>
@@ -982,7 +983,7 @@
       </w:pPr>
       <w:sdt>
         <w:sdtPr>
-          <w:id w:val="343669436"/>
+          <w:id w:val="71346664"/>
           <w:tag w:val="goog_rdk_7"/>
         </w:sdtPr>
         <w:sdtContent>
@@ -1048,7 +1049,7 @@
       <w:pPr>
         <w:numPr>
           <w:ilvl w:val="0"/>
-          <w:numId w:val="4"/>
+          <w:numId w:val="6"/>
         </w:numPr>
         <w:spacing w:after="0" w:before="240" w:lineRule="auto"/>
         <w:ind w:left="720" w:hanging="360"/>
@@ -1056,7 +1057,7 @@
       </w:pPr>
       <w:sdt>
         <w:sdtPr>
-          <w:id w:val="-808958126"/>
+          <w:id w:val="775046304"/>
           <w:tag w:val="goog_rdk_8"/>
         </w:sdtPr>
         <w:sdtContent>
@@ -1079,7 +1080,7 @@
       <w:pPr>
         <w:numPr>
           <w:ilvl w:val="0"/>
-          <w:numId w:val="4"/>
+          <w:numId w:val="6"/>
         </w:numPr>
         <w:spacing w:after="0" w:before="0" w:lineRule="auto"/>
         <w:ind w:left="720" w:hanging="360"/>
@@ -1087,7 +1088,7 @@
       </w:pPr>
       <w:sdt>
         <w:sdtPr>
-          <w:id w:val="-611605540"/>
+          <w:id w:val="1721063034"/>
           <w:tag w:val="goog_rdk_9"/>
         </w:sdtPr>
         <w:sdtContent>
@@ -1110,7 +1111,7 @@
       <w:pPr>
         <w:numPr>
           <w:ilvl w:val="0"/>
-          <w:numId w:val="4"/>
+          <w:numId w:val="6"/>
         </w:numPr>
         <w:spacing w:after="240" w:before="0" w:lineRule="auto"/>
         <w:ind w:left="720" w:hanging="360"/>
@@ -1118,7 +1119,7 @@
       </w:pPr>
       <w:sdt>
         <w:sdtPr>
-          <w:id w:val="-1770599368"/>
+          <w:id w:val="1112274537"/>
           <w:tag w:val="goog_rdk_10"/>
         </w:sdtPr>
         <w:sdtContent>
@@ -1145,9 +1146,9 @@
         <w:rPr/>
         <w:drawing>
           <wp:inline distB="114300" distT="114300" distL="114300" distR="114300">
-            <wp:extent cx="5731200" cy="3848100"/>
+            <wp:extent cx="5943600" cy="863600"/>
             <wp:effectExtent b="0" l="0" r="0" t="0"/>
-            <wp:docPr id="5" name="image3.png"/>
+            <wp:docPr id="6" name="image3.png"/>
             <a:graphic>
               <a:graphicData uri="http://schemas.openxmlformats.org/drawingml/2006/picture">
                 <pic:pic>
@@ -1165,7 +1166,7 @@
                   <pic:spPr>
                     <a:xfrm>
                       <a:off x="0" y="0"/>
-                      <a:ext cx="5731200" cy="3848100"/>
+                      <a:ext cx="5943600" cy="863600"/>
                     </a:xfrm>
                     <a:prstGeom prst="rect"/>
                     <a:ln/>
@@ -1252,7 +1253,7 @@
       <w:pPr>
         <w:numPr>
           <w:ilvl w:val="0"/>
-          <w:numId w:val="3"/>
+          <w:numId w:val="5"/>
         </w:numPr>
         <w:spacing w:after="0" w:before="240" w:lineRule="auto"/>
         <w:ind w:left="720" w:hanging="360"/>
@@ -1270,14 +1271,14 @@
         <w:rPr>
           <w:rtl w:val="0"/>
         </w:rPr>
-        <w:t xml:space="preserve">: mash raw data together at the very beginning (pixel + audio waveform concatenated somehow). Very powerful when modalities are tightly coupled (like video = image frames + sound). But noisy — one bad modality poisons everything.</w:t>
-      </w:r>
-    </w:p>
-    <w:p>
-      <w:pPr>
-        <w:numPr>
-          <w:ilvl w:val="0"/>
-          <w:numId w:val="3"/>
+        <w:t xml:space="preserve">: mash raw data together at the very beginning (pixel + audio waveform concatenated somehow). Very powerful when modalities are tightly coupled (like video = image frames + sound). But noisy, one bad modality poisons everything.</w:t>
+      </w:r>
+    </w:p>
+    <w:p>
+      <w:pPr>
+        <w:numPr>
+          <w:ilvl w:val="0"/>
+          <w:numId w:val="5"/>
         </w:numPr>
         <w:spacing w:after="0" w:before="0" w:lineRule="auto"/>
         <w:ind w:left="720" w:hanging="360"/>
@@ -1293,7 +1294,7 @@
       </w:r>
       <w:sdt>
         <w:sdtPr>
-          <w:id w:val="470005185"/>
+          <w:id w:val="2075055746"/>
           <w:tag w:val="goog_rdk_11"/>
         </w:sdtPr>
         <w:sdtContent>
@@ -1316,7 +1317,7 @@
       <w:pPr>
         <w:numPr>
           <w:ilvl w:val="0"/>
-          <w:numId w:val="3"/>
+          <w:numId w:val="5"/>
         </w:numPr>
         <w:spacing w:after="240" w:before="0" w:lineRule="auto"/>
         <w:ind w:left="720" w:hanging="360"/>
@@ -1332,7 +1333,7 @@
       </w:r>
       <w:sdt>
         <w:sdtPr>
-          <w:id w:val="2109029339"/>
+          <w:id w:val="1944674222"/>
           <w:tag w:val="goog_rdk_12"/>
         </w:sdtPr>
         <w:sdtContent>
@@ -1390,7 +1391,7 @@
       <w:pPr>
         <w:numPr>
           <w:ilvl w:val="0"/>
-          <w:numId w:val="1"/>
+          <w:numId w:val="3"/>
         </w:numPr>
         <w:spacing w:after="0" w:before="240" w:lineRule="auto"/>
         <w:ind w:left="720" w:hanging="360"/>
@@ -1398,7 +1399,7 @@
       </w:pPr>
       <w:sdt>
         <w:sdtPr>
-          <w:id w:val="1603440926"/>
+          <w:id w:val="-788960101"/>
           <w:tag w:val="goog_rdk_13"/>
         </w:sdtPr>
         <w:sdtContent>
@@ -1421,7 +1422,7 @@
       <w:pPr>
         <w:numPr>
           <w:ilvl w:val="0"/>
-          <w:numId w:val="1"/>
+          <w:numId w:val="3"/>
         </w:numPr>
         <w:spacing w:after="240" w:before="0" w:lineRule="auto"/>
         <w:ind w:left="720" w:hanging="360"/>
@@ -1429,7 +1430,7 @@
       </w:pPr>
       <w:sdt>
         <w:sdtPr>
-          <w:id w:val="-496540928"/>
+          <w:id w:val="-117481060"/>
           <w:tag w:val="goog_rdk_14"/>
         </w:sdtPr>
         <w:sdtContent>
@@ -1529,7 +1530,7 @@
       <w:pPr>
         <w:numPr>
           <w:ilvl w:val="0"/>
-          <w:numId w:val="8"/>
+          <w:numId w:val="10"/>
         </w:numPr>
         <w:spacing w:after="0" w:before="240" w:lineRule="auto"/>
         <w:ind w:left="720" w:hanging="360"/>
@@ -1546,7 +1547,7 @@
       <w:pPr>
         <w:numPr>
           <w:ilvl w:val="0"/>
-          <w:numId w:val="8"/>
+          <w:numId w:val="10"/>
         </w:numPr>
         <w:spacing w:after="0" w:before="0" w:lineRule="auto"/>
         <w:ind w:left="720" w:hanging="360"/>
@@ -1563,7 +1564,7 @@
       <w:pPr>
         <w:numPr>
           <w:ilvl w:val="0"/>
-          <w:numId w:val="8"/>
+          <w:numId w:val="10"/>
         </w:numPr>
         <w:spacing w:after="0" w:before="0" w:lineRule="auto"/>
         <w:ind w:left="720" w:hanging="360"/>
@@ -1580,7 +1581,7 @@
       <w:pPr>
         <w:numPr>
           <w:ilvl w:val="0"/>
-          <w:numId w:val="8"/>
+          <w:numId w:val="10"/>
         </w:numPr>
         <w:spacing w:after="0" w:before="0" w:lineRule="auto"/>
         <w:ind w:left="720" w:hanging="360"/>
@@ -1597,7 +1598,7 @@
       <w:pPr>
         <w:numPr>
           <w:ilvl w:val="0"/>
-          <w:numId w:val="8"/>
+          <w:numId w:val="10"/>
         </w:numPr>
         <w:spacing w:after="240" w:before="0" w:lineRule="auto"/>
         <w:ind w:left="720" w:hanging="360"/>
@@ -1620,6 +1621,613 @@
           <w:rtl w:val="0"/>
         </w:rPr>
         <w:t xml:space="preserve">Master these concepts and you'll understand 90% of why today's multimodal models (2026 era) work so well, and where the next breakthroughs will come from. This shared-space thinking is what turns isolated unimodal AIs into truly world-understanding system</w:t>
+      </w:r>
+    </w:p>
+    <w:p>
+      <w:pPr>
+        <w:spacing w:after="240" w:before="240" w:lineRule="auto"/>
+        <w:rPr/>
+      </w:pPr>
+      <w:r>
+        <w:rPr>
+          <w:rtl w:val="0"/>
+        </w:rPr>
+      </w:r>
+    </w:p>
+    <w:p>
+      <w:pPr>
+        <w:spacing w:after="240" w:before="240" w:lineRule="auto"/>
+        <w:rPr/>
+      </w:pPr>
+      <w:r>
+        <w:rPr>
+          <w:rtl w:val="0"/>
+        </w:rPr>
+      </w:r>
+    </w:p>
+    <w:p>
+      <w:pPr>
+        <w:pStyle w:val="Heading1"/>
+        <w:spacing w:after="240" w:before="240" w:lineRule="auto"/>
+        <w:rPr/>
+      </w:pPr>
+      <w:bookmarkStart w:colFirst="0" w:colLast="0" w:name="_heading=h.usu32qv8kb0a" w:id="8"/>
+      <w:bookmarkEnd w:id="8"/>
+      <w:r>
+        <w:rPr>
+          <w:rtl w:val="0"/>
+        </w:rPr>
+        <w:t xml:space="preserve">Quizzes</w:t>
+      </w:r>
+    </w:p>
+    <w:p>
+      <w:pPr>
+        <w:pStyle w:val="Heading1"/>
+        <w:keepNext w:val="0"/>
+        <w:keepLines w:val="0"/>
+        <w:spacing w:before="480" w:lineRule="auto"/>
+        <w:rPr>
+          <w:b w:val="1"/>
+          <w:bCs w:val="1"/>
+          <w:sz w:val="46"/>
+          <w:szCs w:val="46"/>
+        </w:rPr>
+      </w:pPr>
+      <w:bookmarkStart w:colFirst="0" w:colLast="0" w:name="_heading=h.m386t1tjcfrb" w:id="9"/>
+      <w:bookmarkEnd w:id="9"/>
+      <w:r>
+        <w:rPr>
+          <w:b w:val="1"/>
+          <w:bCs w:val="1"/>
+          <w:sz w:val="46"/>
+          <w:szCs w:val="46"/>
+          <w:rtl w:val="0"/>
+        </w:rPr>
+        <w:t xml:space="preserve">Embedding Spaces in Multimodal AI</w:t>
+      </w:r>
+    </w:p>
+    <w:p>
+      <w:pPr>
+        <w:pStyle w:val="Heading2"/>
+        <w:keepNext w:val="0"/>
+        <w:keepLines w:val="0"/>
+        <w:spacing w:after="80" w:lineRule="auto"/>
+        <w:rPr>
+          <w:b w:val="1"/>
+          <w:bCs w:val="1"/>
+          <w:sz w:val="34"/>
+          <w:szCs w:val="34"/>
+        </w:rPr>
+      </w:pPr>
+      <w:bookmarkStart w:colFirst="0" w:colLast="0" w:name="_heading=h.943nev8rtken" w:id="10"/>
+      <w:bookmarkEnd w:id="10"/>
+      <w:r>
+        <w:rPr>
+          <w:b w:val="1"/>
+          <w:bCs w:val="1"/>
+          <w:sz w:val="34"/>
+          <w:szCs w:val="34"/>
+          <w:rtl w:val="0"/>
+        </w:rPr>
+        <w:t xml:space="preserve">Easy Questions</w:t>
+      </w:r>
+    </w:p>
+    <w:p>
+      <w:pPr>
+        <w:numPr>
+          <w:ilvl w:val="0"/>
+          <w:numId w:val="2"/>
+        </w:numPr>
+        <w:spacing w:after="0" w:afterAutospacing="0" w:before="240" w:lineRule="auto"/>
+        <w:ind w:left="720" w:hanging="360"/>
+      </w:pPr>
+      <w:r>
+        <w:rPr>
+          <w:rtl w:val="0"/>
+        </w:rPr>
+        <w:t xml:space="preserve">What is an embedding space in multimodal AI?</w:t>
+        <w:br w:type="textWrapping"/>
+        <w:t xml:space="preserve"> A) A physical storage room for different data types</w:t>
+        <w:br w:type="textWrapping"/>
+        <w:t xml:space="preserve"> B) A high-dimensional mathematical space where text, images, audio, etc. are represented as points, with closer points meaning more similar meaning</w:t>
+        <w:br w:type="textWrapping"/>
+        <w:t xml:space="preserve"> C) Only a 2D graph used for visualization</w:t>
+        <w:br w:type="textWrapping"/>
+        <w:t xml:space="preserve"> D) A space used exclusively for text data</w:t>
+      </w:r>
+    </w:p>
+    <w:p>
+      <w:pPr>
+        <w:numPr>
+          <w:ilvl w:val="0"/>
+          <w:numId w:val="2"/>
+        </w:numPr>
+        <w:spacing w:after="0" w:afterAutospacing="0" w:before="0" w:beforeAutospacing="0" w:lineRule="auto"/>
+        <w:ind w:left="720" w:hanging="360"/>
+      </w:pPr>
+      <w:r>
+        <w:rPr>
+          <w:rtl w:val="0"/>
+        </w:rPr>
+        <w:t xml:space="preserve">What does cosine similarity primarily measure between two embeddings?</w:t>
+        <w:br w:type="textWrapping"/>
+        <w:t xml:space="preserve"> A) The actual Euclidean distance between the points</w:t>
+        <w:br w:type="textWrapping"/>
+        <w:t xml:space="preserve"> B) The angle (direction) between two vectors, ignoring their length</w:t>
+        <w:br w:type="textWrapping"/>
+        <w:t xml:space="preserve"> C) Only the magnitude (length) of the vectors</w:t>
+        <w:br w:type="textWrapping"/>
+        <w:t xml:space="preserve"> D) The sum of all vector components</w:t>
+      </w:r>
+    </w:p>
+    <w:p>
+      <w:pPr>
+        <w:numPr>
+          <w:ilvl w:val="0"/>
+          <w:numId w:val="2"/>
+        </w:numPr>
+        <w:spacing w:after="0" w:afterAutospacing="0" w:before="0" w:beforeAutospacing="0" w:lineRule="auto"/>
+        <w:ind w:left="720" w:hanging="360"/>
+      </w:pPr>
+      <w:r>
+        <w:rPr>
+          <w:rtl w:val="0"/>
+        </w:rPr>
+        <w:t xml:space="preserve">What is the most popular contrastive loss function used to train embedding spaces?</w:t>
+        <w:br w:type="textWrapping"/>
+        <w:t xml:space="preserve"> A) Mean Squared Error (MSE)</w:t>
+        <w:br w:type="textWrapping"/>
+        <w:t xml:space="preserve"> B) InfoNCE (Noise-Contrastive Estimation)</w:t>
+        <w:br w:type="textWrapping"/>
+        <w:t xml:space="preserve"> C) Cross-entropy only</w:t>
+        <w:br w:type="textWrapping"/>
+        <w:t xml:space="preserve"> D) KL divergence</w:t>
+      </w:r>
+    </w:p>
+    <w:p>
+      <w:pPr>
+        <w:numPr>
+          <w:ilvl w:val="0"/>
+          <w:numId w:val="2"/>
+        </w:numPr>
+        <w:spacing w:after="240" w:before="0" w:beforeAutospacing="0" w:lineRule="auto"/>
+        <w:ind w:left="720" w:hanging="360"/>
+      </w:pPr>
+      <w:r>
+        <w:rPr>
+          <w:rtl w:val="0"/>
+        </w:rPr>
+        <w:t xml:space="preserve">What does cross-modal alignment (like in CLIP) achieve?</w:t>
+        <w:br w:type="textWrapping"/>
+        <w:t xml:space="preserve"> A) Keeps text and image encoders completely separate forever</w:t>
+        <w:br w:type="textWrapping"/>
+        <w:t xml:space="preserve"> B) Places matched text-image pairs close together in one shared embedding space</w:t>
+        <w:br w:type="textWrapping"/>
+        <w:t xml:space="preserve"> C) Only works for audio and text</w:t>
+        <w:br w:type="textWrapping"/>
+        <w:t xml:space="preserve"> D) Removes the need for any encoders</w:t>
+      </w:r>
+    </w:p>
+    <w:p>
+      <w:pPr>
+        <w:rPr/>
+      </w:pPr>
+      <w:r>
+        <w:rPr>
+          <w:rtl w:val="0"/>
+        </w:rPr>
+      </w:r>
+    </w:p>
+    <w:p>
+      <w:pPr>
+        <w:pStyle w:val="Heading2"/>
+        <w:keepNext w:val="0"/>
+        <w:keepLines w:val="0"/>
+        <w:spacing w:after="80" w:lineRule="auto"/>
+        <w:rPr>
+          <w:b w:val="1"/>
+          <w:bCs w:val="1"/>
+          <w:sz w:val="34"/>
+          <w:szCs w:val="34"/>
+        </w:rPr>
+      </w:pPr>
+      <w:bookmarkStart w:colFirst="0" w:colLast="0" w:name="_heading=h.bk09lb2ka78n" w:id="11"/>
+      <w:bookmarkEnd w:id="11"/>
+      <w:r>
+        <w:rPr>
+          <w:b w:val="1"/>
+          <w:bCs w:val="1"/>
+          <w:sz w:val="34"/>
+          <w:szCs w:val="34"/>
+          <w:rtl w:val="0"/>
+        </w:rPr>
+        <w:t xml:space="preserve">Medium Questions</w:t>
+      </w:r>
+    </w:p>
+    <w:p>
+      <w:pPr>
+        <w:numPr>
+          <w:ilvl w:val="0"/>
+          <w:numId w:val="12"/>
+        </w:numPr>
+        <w:spacing w:after="0" w:afterAutospacing="0" w:before="240" w:lineRule="auto"/>
+        <w:ind w:left="720" w:hanging="360"/>
+      </w:pPr>
+      <w:r>
+        <w:rPr>
+          <w:rtl w:val="0"/>
+        </w:rPr>
+        <w:t xml:space="preserve">Why is contrastive learning (InfoNCE) powerful for multimodal models?</w:t>
+        <w:br w:type="textWrapping"/>
+        <w:t xml:space="preserve"> A) It teaches the model “what belongs together” by pulling positive pairs close and pushing negative pairs far away using only unlabeled paired data</w:t>
+        <w:br w:type="textWrapping"/>
+        <w:t xml:space="preserve"> B) It requires full human-labeled supervision for every example</w:t>
+        <w:br w:type="textWrapping"/>
+        <w:t xml:space="preserve"> C) It only works for single-modality data</w:t>
+        <w:br w:type="textWrapping"/>
+        <w:t xml:space="preserve"> D) It makes training slower and more expensive</w:t>
+      </w:r>
+    </w:p>
+    <w:p>
+      <w:pPr>
+        <w:numPr>
+          <w:ilvl w:val="0"/>
+          <w:numId w:val="12"/>
+        </w:numPr>
+        <w:spacing w:after="0" w:afterAutospacing="0" w:before="0" w:beforeAutospacing="0" w:lineRule="auto"/>
+        <w:ind w:left="720" w:hanging="360"/>
+      </w:pPr>
+      <w:r>
+        <w:rPr>
+          <w:rtl w:val="0"/>
+        </w:rPr>
+        <w:t xml:space="preserve">What is the key difference between early fusion and late fusion?</w:t>
+        <w:br w:type="textWrapping"/>
+        <w:t xml:space="preserve"> A) Early fusion mixes raw data at the very beginning (powerful but brittle); late fusion combines final predictions or embeddings at the end (more robust but misses deep interactions)</w:t>
+        <w:br w:type="textWrapping"/>
+        <w:t xml:space="preserve"> B) Early fusion is always better</w:t>
+        <w:br w:type="textWrapping"/>
+        <w:t xml:space="preserve"> C) Late fusion mixes raw data first</w:t>
+        <w:br w:type="textWrapping"/>
+        <w:t xml:space="preserve"> D) Both are exactly the same</w:t>
+      </w:r>
+    </w:p>
+    <w:p>
+      <w:pPr>
+        <w:numPr>
+          <w:ilvl w:val="0"/>
+          <w:numId w:val="12"/>
+        </w:numPr>
+        <w:spacing w:after="240" w:before="0" w:beforeAutospacing="0" w:lineRule="auto"/>
+        <w:ind w:left="720" w:hanging="360"/>
+      </w:pPr>
+      <w:r>
+        <w:rPr>
+          <w:rtl w:val="0"/>
+        </w:rPr>
+        <w:t xml:space="preserve">What makes hybrid fusion (the current leader) effective?</w:t>
+        <w:br w:type="textWrapping"/>
+        <w:t xml:space="preserve"> A) It combines some early/intermediate mixing with late decisions and cross-attention</w:t>
+        <w:br w:type="textWrapping"/>
+        <w:t xml:space="preserve"> B) It only uses early fusion</w:t>
+        <w:br w:type="textWrapping"/>
+        <w:t xml:space="preserve"> C) It avoids cross-attention completely</w:t>
+        <w:br w:type="textWrapping"/>
+        <w:t xml:space="preserve"> D) It works only for simple retrieval tasks</w:t>
+      </w:r>
+    </w:p>
+    <w:p>
+      <w:pPr>
+        <w:rPr/>
+      </w:pPr>
+      <w:r>
+        <w:rPr>
+          <w:rtl w:val="0"/>
+        </w:rPr>
+      </w:r>
+    </w:p>
+    <w:p>
+      <w:pPr>
+        <w:pStyle w:val="Heading2"/>
+        <w:keepNext w:val="0"/>
+        <w:keepLines w:val="0"/>
+        <w:spacing w:after="80" w:lineRule="auto"/>
+        <w:rPr>
+          <w:b w:val="1"/>
+          <w:bCs w:val="1"/>
+          <w:sz w:val="34"/>
+          <w:szCs w:val="34"/>
+        </w:rPr>
+      </w:pPr>
+      <w:bookmarkStart w:colFirst="0" w:colLast="0" w:name="_heading=h.mzd5qnkwe6vl" w:id="12"/>
+      <w:bookmarkEnd w:id="12"/>
+      <w:r>
+        <w:rPr>
+          <w:b w:val="1"/>
+          <w:bCs w:val="1"/>
+          <w:sz w:val="34"/>
+          <w:szCs w:val="34"/>
+          <w:rtl w:val="0"/>
+        </w:rPr>
+        <w:t xml:space="preserve">Hard Questions</w:t>
+      </w:r>
+    </w:p>
+    <w:p>
+      <w:pPr>
+        <w:numPr>
+          <w:ilvl w:val="0"/>
+          <w:numId w:val="1"/>
+        </w:numPr>
+        <w:spacing w:after="0" w:afterAutospacing="0" w:before="240" w:lineRule="auto"/>
+        <w:ind w:left="720" w:hanging="360"/>
+      </w:pPr>
+      <w:r>
+        <w:rPr>
+          <w:rtl w:val="0"/>
+        </w:rPr>
+        <w:t xml:space="preserve">Why is cross-attention considered the “secret sauce” for models like LLaVA, GPT-4o, or Gemini?</w:t>
+        <w:br w:type="textWrapping"/>
+        <w:t xml:space="preserve"> A) It lets the language model dynamically “look at” different parts of the image/audio while generating each token, enabling fine-grained reasoning</w:t>
+        <w:br w:type="textWrapping"/>
+        <w:t xml:space="preserve"> B) It only averages embeddings</w:t>
+        <w:br w:type="textWrapping"/>
+        <w:t xml:space="preserve"> C) It removes all fusion</w:t>
+        <w:br w:type="textWrapping"/>
+        <w:t xml:space="preserve"> D) It works only for retrieval, not generation</w:t>
+      </w:r>
+    </w:p>
+    <w:p>
+      <w:pPr>
+        <w:numPr>
+          <w:ilvl w:val="0"/>
+          <w:numId w:val="1"/>
+        </w:numPr>
+        <w:spacing w:after="0" w:afterAutospacing="0" w:before="0" w:beforeAutospacing="0" w:lineRule="auto"/>
+        <w:ind w:left="720" w:hanging="360"/>
+      </w:pPr>
+      <w:r>
+        <w:rPr>
+          <w:rtl w:val="0"/>
+        </w:rPr>
+        <w:t xml:space="preserve">In the fashion app example, what does a well-aligned embedding space enable?</w:t>
+        <w:br w:type="textWrapping"/>
+        <w:t xml:space="preserve"> A) Uploading a saree photo and instantly finding similar-style products or generating accurate styling advice</w:t>
+        <w:br w:type="textWrapping"/>
+        <w:t xml:space="preserve"> B) Only text-based search</w:t>
+        <w:br w:type="textWrapping"/>
+        <w:t xml:space="preserve"> C) No zero-shot capability</w:t>
+        <w:br w:type="textWrapping"/>
+        <w:t xml:space="preserve"> D) Only audio recommendations</w:t>
+      </w:r>
+    </w:p>
+    <w:p>
+      <w:pPr>
+        <w:numPr>
+          <w:ilvl w:val="0"/>
+          <w:numId w:val="1"/>
+        </w:numPr>
+        <w:spacing w:after="240" w:before="0" w:beforeAutospacing="0" w:lineRule="auto"/>
+        <w:ind w:left="720" w:hanging="360"/>
+      </w:pPr>
+      <w:r>
+        <w:rPr>
+          <w:rtl w:val="0"/>
+        </w:rPr>
+        <w:t xml:space="preserve">According to the document, what is the core mechanism that makes today’s multimodal AI feel intelligent?</w:t>
+        <w:br w:type="textWrapping"/>
+        <w:t xml:space="preserve"> A) Getting wildly different data types (text, images, audio) to speak the same language in a shared embedding space using contrastive learning and fusion strategies</w:t>
+        <w:br w:type="textWrapping"/>
+        <w:t xml:space="preserve"> B) Using only separate unimodal models</w:t>
+        <w:br w:type="textWrapping"/>
+        <w:t xml:space="preserve"> C) Avoiding any similarity measures</w:t>
+        <w:br w:type="textWrapping"/>
+        <w:t xml:space="preserve"> D) Relying only on supervised labels for every task</w:t>
+      </w:r>
+    </w:p>
+    <w:p>
+      <w:pPr>
+        <w:rPr/>
+      </w:pPr>
+      <w:r>
+        <w:rPr>
+          <w:rtl w:val="0"/>
+        </w:rPr>
+      </w:r>
+    </w:p>
+    <w:p>
+      <w:pPr>
+        <w:pStyle w:val="Heading2"/>
+        <w:keepNext w:val="0"/>
+        <w:keepLines w:val="0"/>
+        <w:spacing w:after="80" w:lineRule="auto"/>
+        <w:rPr>
+          <w:b w:val="1"/>
+          <w:bCs w:val="1"/>
+          <w:sz w:val="34"/>
+          <w:szCs w:val="34"/>
+        </w:rPr>
+      </w:pPr>
+      <w:bookmarkStart w:colFirst="0" w:colLast="0" w:name="_heading=h.eiijxgpg0ks1" w:id="13"/>
+      <w:bookmarkEnd w:id="13"/>
+      <w:r>
+        <w:rPr>
+          <w:b w:val="1"/>
+          <w:bCs w:val="1"/>
+          <w:sz w:val="34"/>
+          <w:szCs w:val="34"/>
+          <w:rtl w:val="0"/>
+        </w:rPr>
+        <w:t xml:space="preserve">Answers for Embedding Spaces in Multimodal AI</w:t>
+      </w:r>
+    </w:p>
+    <w:p>
+      <w:pPr>
+        <w:numPr>
+          <w:ilvl w:val="0"/>
+          <w:numId w:val="11"/>
+        </w:numPr>
+        <w:spacing w:after="0" w:afterAutospacing="0" w:before="240" w:lineRule="auto"/>
+        <w:ind w:left="720" w:hanging="360"/>
+      </w:pPr>
+      <w:r>
+        <w:rPr>
+          <w:rtl w:val="0"/>
+        </w:rPr>
+        <w:t xml:space="preserve">B</w:t>
+      </w:r>
+    </w:p>
+    <w:p>
+      <w:pPr>
+        <w:numPr>
+          <w:ilvl w:val="0"/>
+          <w:numId w:val="11"/>
+        </w:numPr>
+        <w:spacing w:after="0" w:afterAutospacing="0" w:before="0" w:beforeAutospacing="0" w:lineRule="auto"/>
+        <w:ind w:left="720" w:hanging="360"/>
+      </w:pPr>
+      <w:r>
+        <w:rPr>
+          <w:rtl w:val="0"/>
+        </w:rPr>
+        <w:t xml:space="preserve">B</w:t>
+      </w:r>
+    </w:p>
+    <w:p>
+      <w:pPr>
+        <w:numPr>
+          <w:ilvl w:val="0"/>
+          <w:numId w:val="11"/>
+        </w:numPr>
+        <w:spacing w:after="0" w:afterAutospacing="0" w:before="0" w:beforeAutospacing="0" w:lineRule="auto"/>
+        <w:ind w:left="720" w:hanging="360"/>
+      </w:pPr>
+      <w:r>
+        <w:rPr>
+          <w:rtl w:val="0"/>
+        </w:rPr>
+        <w:t xml:space="preserve">B</w:t>
+      </w:r>
+    </w:p>
+    <w:p>
+      <w:pPr>
+        <w:numPr>
+          <w:ilvl w:val="0"/>
+          <w:numId w:val="11"/>
+        </w:numPr>
+        <w:spacing w:after="0" w:afterAutospacing="0" w:before="0" w:beforeAutospacing="0" w:lineRule="auto"/>
+        <w:ind w:left="720" w:hanging="360"/>
+      </w:pPr>
+      <w:r>
+        <w:rPr>
+          <w:rtl w:val="0"/>
+        </w:rPr>
+        <w:t xml:space="preserve">B</w:t>
+      </w:r>
+    </w:p>
+    <w:p>
+      <w:pPr>
+        <w:numPr>
+          <w:ilvl w:val="0"/>
+          <w:numId w:val="11"/>
+        </w:numPr>
+        <w:spacing w:after="0" w:afterAutospacing="0" w:before="0" w:beforeAutospacing="0" w:lineRule="auto"/>
+        <w:ind w:left="720" w:hanging="360"/>
+      </w:pPr>
+      <w:r>
+        <w:rPr>
+          <w:rtl w:val="0"/>
+        </w:rPr>
+        <w:t xml:space="preserve">A</w:t>
+      </w:r>
+    </w:p>
+    <w:p>
+      <w:pPr>
+        <w:numPr>
+          <w:ilvl w:val="0"/>
+          <w:numId w:val="11"/>
+        </w:numPr>
+        <w:spacing w:after="0" w:afterAutospacing="0" w:before="0" w:beforeAutospacing="0" w:lineRule="auto"/>
+        <w:ind w:left="720" w:hanging="360"/>
+      </w:pPr>
+      <w:r>
+        <w:rPr>
+          <w:rtl w:val="0"/>
+        </w:rPr>
+        <w:t xml:space="preserve">A</w:t>
+      </w:r>
+    </w:p>
+    <w:p>
+      <w:pPr>
+        <w:numPr>
+          <w:ilvl w:val="0"/>
+          <w:numId w:val="11"/>
+        </w:numPr>
+        <w:spacing w:after="0" w:afterAutospacing="0" w:before="0" w:beforeAutospacing="0" w:lineRule="auto"/>
+        <w:ind w:left="720" w:hanging="360"/>
+      </w:pPr>
+      <w:r>
+        <w:rPr>
+          <w:rtl w:val="0"/>
+        </w:rPr>
+        <w:t xml:space="preserve">A</w:t>
+      </w:r>
+    </w:p>
+    <w:p>
+      <w:pPr>
+        <w:numPr>
+          <w:ilvl w:val="0"/>
+          <w:numId w:val="11"/>
+        </w:numPr>
+        <w:spacing w:after="0" w:afterAutospacing="0" w:before="0" w:beforeAutospacing="0" w:lineRule="auto"/>
+        <w:ind w:left="720" w:hanging="360"/>
+      </w:pPr>
+      <w:r>
+        <w:rPr>
+          <w:rtl w:val="0"/>
+        </w:rPr>
+        <w:t xml:space="preserve">A</w:t>
+      </w:r>
+    </w:p>
+    <w:p>
+      <w:pPr>
+        <w:numPr>
+          <w:ilvl w:val="0"/>
+          <w:numId w:val="11"/>
+        </w:numPr>
+        <w:spacing w:after="0" w:afterAutospacing="0" w:before="0" w:beforeAutospacing="0" w:lineRule="auto"/>
+        <w:ind w:left="720" w:hanging="360"/>
+      </w:pPr>
+      <w:r>
+        <w:rPr>
+          <w:rtl w:val="0"/>
+        </w:rPr>
+        <w:t xml:space="preserve">A</w:t>
+      </w:r>
+    </w:p>
+    <w:p>
+      <w:pPr>
+        <w:numPr>
+          <w:ilvl w:val="0"/>
+          <w:numId w:val="11"/>
+        </w:numPr>
+        <w:spacing w:after="240" w:before="0" w:beforeAutospacing="0" w:lineRule="auto"/>
+        <w:ind w:left="720" w:hanging="360"/>
+      </w:pPr>
+      <w:r>
+        <w:rPr>
+          <w:rtl w:val="0"/>
+        </w:rPr>
+        <w:t xml:space="preserve">A</w:t>
+      </w:r>
+    </w:p>
+    <w:p>
+      <w:pPr>
+        <w:rPr/>
+      </w:pPr>
+      <w:r>
+        <w:rPr>
+          <w:rtl w:val="0"/>
+        </w:rPr>
       </w:r>
     </w:p>
     <w:p>
@@ -1645,9 +2253,9 @@
 <w:numbering xmlns:mc="http://schemas.openxmlformats.org/markup-compatibility/2006" xmlns:o="urn:schemas-microsoft-com:office:office" xmlns:r="http://schemas.openxmlformats.org/officeDocument/2006/relationships" xmlns:m="http://schemas.openxmlformats.org/officeDocument/2006/math" xmlns:v="urn:schemas-microsoft-com:vml" xmlns:wp="http://schemas.openxmlformats.org/drawingml/2006/wordprocessingDrawing" xmlns:w10="urn:schemas-microsoft-com:office:word" xmlns:w="http://schemas.openxmlformats.org/wordprocessingml/2006/main" xmlns:wne="http://schemas.microsoft.com/office/word/2006/wordml" xmlns:sl="http://schemas.openxmlformats.org/schemaLibrary/2006/main" xmlns:a="http://schemas.openxmlformats.org/drawingml/2006/main" xmlns:pic="http://schemas.openxmlformats.org/drawingml/2006/picture" xmlns:c="http://schemas.openxmlformats.org/drawingml/2006/chart" xmlns:lc="http://schemas.openxmlformats.org/drawingml/2006/lockedCanvas" xmlns:dgm="http://schemas.openxmlformats.org/drawingml/2006/diagram" xmlns:wps="http://schemas.microsoft.com/office/word/2010/wordprocessingShape" xmlns:wpg="http://schemas.microsoft.com/office/word/2010/wordprocessingGroup" xmlns:w14="http://schemas.microsoft.com/office/word/2010/wordml" xmlns:w15="http://schemas.microsoft.com/office/word/2012/wordml" xmlns:w16="http://schemas.microsoft.com/office/word/2018/wordml" xmlns:w16cex="http://schemas.microsoft.com/office/word/2018/wordml/cex" xmlns:w16cid="http://schemas.microsoft.com/office/word/2016/wordml/cid" xmlns="http://schemas.microsoft.com/office/tasks/2019/documenttasks" xmlns:cr="http://schemas.microsoft.com/office/comments/2020/reactions">
   <w:abstractNum w:abstractNumId="1">
     <w:lvl w:ilvl="0">
-      <w:start w:val="1"/>
-      <w:numFmt w:val="bullet"/>
-      <w:lvlText w:val="●"/>
+      <w:start w:val="8"/>
+      <w:numFmt w:val="decimal"/>
+      <w:lvlText w:val="%1."/>
       <w:lvlJc w:val="left"/>
       <w:pPr>
         <w:ind w:left="720" w:hanging="360"/>
@@ -1658,8 +2266,8 @@
     </w:lvl>
     <w:lvl w:ilvl="1">
       <w:start w:val="1"/>
-      <w:numFmt w:val="bullet"/>
-      <w:lvlText w:val="○"/>
+      <w:numFmt w:val="lowerLetter"/>
+      <w:lvlText w:val="%2."/>
       <w:lvlJc w:val="left"/>
       <w:pPr>
         <w:ind w:left="1440" w:hanging="360"/>
@@ -1670,8 +2278,8 @@
     </w:lvl>
     <w:lvl w:ilvl="2">
       <w:start w:val="1"/>
-      <w:numFmt w:val="bullet"/>
-      <w:lvlText w:val="■"/>
+      <w:numFmt w:val="lowerRoman"/>
+      <w:lvlText w:val="%3."/>
       <w:lvlJc w:val="left"/>
       <w:pPr>
         <w:ind w:left="2160" w:hanging="360"/>
@@ -1682,8 +2290,8 @@
     </w:lvl>
     <w:lvl w:ilvl="3">
       <w:start w:val="1"/>
-      <w:numFmt w:val="bullet"/>
-      <w:lvlText w:val="●"/>
+      <w:numFmt w:val="decimal"/>
+      <w:lvlText w:val="%4."/>
       <w:lvlJc w:val="left"/>
       <w:pPr>
         <w:ind w:left="2880" w:hanging="360"/>
@@ -1694,8 +2302,8 @@
     </w:lvl>
     <w:lvl w:ilvl="4">
       <w:start w:val="1"/>
-      <w:numFmt w:val="bullet"/>
-      <w:lvlText w:val="○"/>
+      <w:numFmt w:val="lowerLetter"/>
+      <w:lvlText w:val="%5."/>
       <w:lvlJc w:val="left"/>
       <w:pPr>
         <w:ind w:left="3600" w:hanging="360"/>
@@ -1706,8 +2314,8 @@
     </w:lvl>
     <w:lvl w:ilvl="5">
       <w:start w:val="1"/>
-      <w:numFmt w:val="bullet"/>
-      <w:lvlText w:val="■"/>
+      <w:numFmt w:val="lowerRoman"/>
+      <w:lvlText w:val="%6."/>
       <w:lvlJc w:val="left"/>
       <w:pPr>
         <w:ind w:left="4320" w:hanging="360"/>
@@ -1718,8 +2326,8 @@
     </w:lvl>
     <w:lvl w:ilvl="6">
       <w:start w:val="1"/>
-      <w:numFmt w:val="bullet"/>
-      <w:lvlText w:val="●"/>
+      <w:numFmt w:val="decimal"/>
+      <w:lvlText w:val="%7."/>
       <w:lvlJc w:val="left"/>
       <w:pPr>
         <w:ind w:left="5040" w:hanging="360"/>
@@ -1730,8 +2338,8 @@
     </w:lvl>
     <w:lvl w:ilvl="7">
       <w:start w:val="1"/>
-      <w:numFmt w:val="bullet"/>
-      <w:lvlText w:val="○"/>
+      <w:numFmt w:val="lowerLetter"/>
+      <w:lvlText w:val="%8."/>
       <w:lvlJc w:val="left"/>
       <w:pPr>
         <w:ind w:left="5760" w:hanging="360"/>
@@ -1742,8 +2350,8 @@
     </w:lvl>
     <w:lvl w:ilvl="8">
       <w:start w:val="1"/>
-      <w:numFmt w:val="bullet"/>
-      <w:lvlText w:val="■"/>
+      <w:numFmt w:val="lowerRoman"/>
+      <w:lvlText w:val="%9."/>
       <w:lvlJc w:val="left"/>
       <w:pPr>
         <w:ind w:left="6480" w:hanging="360"/>
@@ -1756,8 +2364,8 @@
   <w:abstractNum w:abstractNumId="2">
     <w:lvl w:ilvl="0">
       <w:start w:val="1"/>
-      <w:numFmt w:val="bullet"/>
-      <w:lvlText w:val="●"/>
+      <w:numFmt w:val="decimal"/>
+      <w:lvlText w:val="%1."/>
       <w:lvlJc w:val="left"/>
       <w:pPr>
         <w:ind w:left="720" w:hanging="360"/>
@@ -1768,8 +2376,8 @@
     </w:lvl>
     <w:lvl w:ilvl="1">
       <w:start w:val="1"/>
-      <w:numFmt w:val="bullet"/>
-      <w:lvlText w:val="○"/>
+      <w:numFmt w:val="lowerLetter"/>
+      <w:lvlText w:val="%2."/>
       <w:lvlJc w:val="left"/>
       <w:pPr>
         <w:ind w:left="1440" w:hanging="360"/>
@@ -1780,8 +2388,8 @@
     </w:lvl>
     <w:lvl w:ilvl="2">
       <w:start w:val="1"/>
-      <w:numFmt w:val="bullet"/>
-      <w:lvlText w:val="■"/>
+      <w:numFmt w:val="lowerRoman"/>
+      <w:lvlText w:val="%3."/>
       <w:lvlJc w:val="left"/>
       <w:pPr>
         <w:ind w:left="2160" w:hanging="360"/>
@@ -1792,8 +2400,8 @@
     </w:lvl>
     <w:lvl w:ilvl="3">
       <w:start w:val="1"/>
-      <w:numFmt w:val="bullet"/>
-      <w:lvlText w:val="●"/>
+      <w:numFmt w:val="decimal"/>
+      <w:lvlText w:val="%4."/>
       <w:lvlJc w:val="left"/>
       <w:pPr>
         <w:ind w:left="2880" w:hanging="360"/>
@@ -1804,8 +2412,8 @@
     </w:lvl>
     <w:lvl w:ilvl="4">
       <w:start w:val="1"/>
-      <w:numFmt w:val="bullet"/>
-      <w:lvlText w:val="○"/>
+      <w:numFmt w:val="lowerLetter"/>
+      <w:lvlText w:val="%5."/>
       <w:lvlJc w:val="left"/>
       <w:pPr>
         <w:ind w:left="3600" w:hanging="360"/>
@@ -1816,8 +2424,8 @@
     </w:lvl>
     <w:lvl w:ilvl="5">
       <w:start w:val="1"/>
-      <w:numFmt w:val="bullet"/>
-      <w:lvlText w:val="■"/>
+      <w:numFmt w:val="lowerRoman"/>
+      <w:lvlText w:val="%6."/>
       <w:lvlJc w:val="left"/>
       <w:pPr>
         <w:ind w:left="4320" w:hanging="360"/>
@@ -1828,8 +2436,8 @@
     </w:lvl>
     <w:lvl w:ilvl="6">
       <w:start w:val="1"/>
-      <w:numFmt w:val="bullet"/>
-      <w:lvlText w:val="●"/>
+      <w:numFmt w:val="decimal"/>
+      <w:lvlText w:val="%7."/>
       <w:lvlJc w:val="left"/>
       <w:pPr>
         <w:ind w:left="5040" w:hanging="360"/>
@@ -1840,8 +2448,8 @@
     </w:lvl>
     <w:lvl w:ilvl="7">
       <w:start w:val="1"/>
-      <w:numFmt w:val="bullet"/>
-      <w:lvlText w:val="○"/>
+      <w:numFmt w:val="lowerLetter"/>
+      <w:lvlText w:val="%8."/>
       <w:lvlJc w:val="left"/>
       <w:pPr>
         <w:ind w:left="5760" w:hanging="360"/>
@@ -1852,8 +2460,8 @@
     </w:lvl>
     <w:lvl w:ilvl="8">
       <w:start w:val="1"/>
-      <w:numFmt w:val="bullet"/>
-      <w:lvlText w:val="■"/>
+      <w:numFmt w:val="lowerRoman"/>
+      <w:lvlText w:val="%9."/>
       <w:lvlJc w:val="left"/>
       <w:pPr>
         <w:ind w:left="6480" w:hanging="360"/>
@@ -2514,6 +3122,446 @@
       <w:start w:val="1"/>
       <w:numFmt w:val="bullet"/>
       <w:lvlText w:val="■"/>
+      <w:lvlJc w:val="left"/>
+      <w:pPr>
+        <w:ind w:left="6480" w:hanging="360"/>
+      </w:pPr>
+      <w:rPr>
+        <w:u w:val="none"/>
+      </w:rPr>
+    </w:lvl>
+  </w:abstractNum>
+  <w:abstractNum w:abstractNumId="9">
+    <w:lvl w:ilvl="0">
+      <w:start w:val="1"/>
+      <w:numFmt w:val="bullet"/>
+      <w:lvlText w:val="●"/>
+      <w:lvlJc w:val="left"/>
+      <w:pPr>
+        <w:ind w:left="720" w:hanging="360"/>
+      </w:pPr>
+      <w:rPr>
+        <w:u w:val="none"/>
+      </w:rPr>
+    </w:lvl>
+    <w:lvl w:ilvl="1">
+      <w:start w:val="1"/>
+      <w:numFmt w:val="bullet"/>
+      <w:lvlText w:val="○"/>
+      <w:lvlJc w:val="left"/>
+      <w:pPr>
+        <w:ind w:left="1440" w:hanging="360"/>
+      </w:pPr>
+      <w:rPr>
+        <w:u w:val="none"/>
+      </w:rPr>
+    </w:lvl>
+    <w:lvl w:ilvl="2">
+      <w:start w:val="1"/>
+      <w:numFmt w:val="bullet"/>
+      <w:lvlText w:val="■"/>
+      <w:lvlJc w:val="left"/>
+      <w:pPr>
+        <w:ind w:left="2160" w:hanging="360"/>
+      </w:pPr>
+      <w:rPr>
+        <w:u w:val="none"/>
+      </w:rPr>
+    </w:lvl>
+    <w:lvl w:ilvl="3">
+      <w:start w:val="1"/>
+      <w:numFmt w:val="bullet"/>
+      <w:lvlText w:val="●"/>
+      <w:lvlJc w:val="left"/>
+      <w:pPr>
+        <w:ind w:left="2880" w:hanging="360"/>
+      </w:pPr>
+      <w:rPr>
+        <w:u w:val="none"/>
+      </w:rPr>
+    </w:lvl>
+    <w:lvl w:ilvl="4">
+      <w:start w:val="1"/>
+      <w:numFmt w:val="bullet"/>
+      <w:lvlText w:val="○"/>
+      <w:lvlJc w:val="left"/>
+      <w:pPr>
+        <w:ind w:left="3600" w:hanging="360"/>
+      </w:pPr>
+      <w:rPr>
+        <w:u w:val="none"/>
+      </w:rPr>
+    </w:lvl>
+    <w:lvl w:ilvl="5">
+      <w:start w:val="1"/>
+      <w:numFmt w:val="bullet"/>
+      <w:lvlText w:val="■"/>
+      <w:lvlJc w:val="left"/>
+      <w:pPr>
+        <w:ind w:left="4320" w:hanging="360"/>
+      </w:pPr>
+      <w:rPr>
+        <w:u w:val="none"/>
+      </w:rPr>
+    </w:lvl>
+    <w:lvl w:ilvl="6">
+      <w:start w:val="1"/>
+      <w:numFmt w:val="bullet"/>
+      <w:lvlText w:val="●"/>
+      <w:lvlJc w:val="left"/>
+      <w:pPr>
+        <w:ind w:left="5040" w:hanging="360"/>
+      </w:pPr>
+      <w:rPr>
+        <w:u w:val="none"/>
+      </w:rPr>
+    </w:lvl>
+    <w:lvl w:ilvl="7">
+      <w:start w:val="1"/>
+      <w:numFmt w:val="bullet"/>
+      <w:lvlText w:val="○"/>
+      <w:lvlJc w:val="left"/>
+      <w:pPr>
+        <w:ind w:left="5760" w:hanging="360"/>
+      </w:pPr>
+      <w:rPr>
+        <w:u w:val="none"/>
+      </w:rPr>
+    </w:lvl>
+    <w:lvl w:ilvl="8">
+      <w:start w:val="1"/>
+      <w:numFmt w:val="bullet"/>
+      <w:lvlText w:val="■"/>
+      <w:lvlJc w:val="left"/>
+      <w:pPr>
+        <w:ind w:left="6480" w:hanging="360"/>
+      </w:pPr>
+      <w:rPr>
+        <w:u w:val="none"/>
+      </w:rPr>
+    </w:lvl>
+  </w:abstractNum>
+  <w:abstractNum w:abstractNumId="10">
+    <w:lvl w:ilvl="0">
+      <w:start w:val="1"/>
+      <w:numFmt w:val="bullet"/>
+      <w:lvlText w:val="●"/>
+      <w:lvlJc w:val="left"/>
+      <w:pPr>
+        <w:ind w:left="720" w:hanging="360"/>
+      </w:pPr>
+      <w:rPr>
+        <w:u w:val="none"/>
+      </w:rPr>
+    </w:lvl>
+    <w:lvl w:ilvl="1">
+      <w:start w:val="1"/>
+      <w:numFmt w:val="bullet"/>
+      <w:lvlText w:val="○"/>
+      <w:lvlJc w:val="left"/>
+      <w:pPr>
+        <w:ind w:left="1440" w:hanging="360"/>
+      </w:pPr>
+      <w:rPr>
+        <w:u w:val="none"/>
+      </w:rPr>
+    </w:lvl>
+    <w:lvl w:ilvl="2">
+      <w:start w:val="1"/>
+      <w:numFmt w:val="bullet"/>
+      <w:lvlText w:val="■"/>
+      <w:lvlJc w:val="left"/>
+      <w:pPr>
+        <w:ind w:left="2160" w:hanging="360"/>
+      </w:pPr>
+      <w:rPr>
+        <w:u w:val="none"/>
+      </w:rPr>
+    </w:lvl>
+    <w:lvl w:ilvl="3">
+      <w:start w:val="1"/>
+      <w:numFmt w:val="bullet"/>
+      <w:lvlText w:val="●"/>
+      <w:lvlJc w:val="left"/>
+      <w:pPr>
+        <w:ind w:left="2880" w:hanging="360"/>
+      </w:pPr>
+      <w:rPr>
+        <w:u w:val="none"/>
+      </w:rPr>
+    </w:lvl>
+    <w:lvl w:ilvl="4">
+      <w:start w:val="1"/>
+      <w:numFmt w:val="bullet"/>
+      <w:lvlText w:val="○"/>
+      <w:lvlJc w:val="left"/>
+      <w:pPr>
+        <w:ind w:left="3600" w:hanging="360"/>
+      </w:pPr>
+      <w:rPr>
+        <w:u w:val="none"/>
+      </w:rPr>
+    </w:lvl>
+    <w:lvl w:ilvl="5">
+      <w:start w:val="1"/>
+      <w:numFmt w:val="bullet"/>
+      <w:lvlText w:val="■"/>
+      <w:lvlJc w:val="left"/>
+      <w:pPr>
+        <w:ind w:left="4320" w:hanging="360"/>
+      </w:pPr>
+      <w:rPr>
+        <w:u w:val="none"/>
+      </w:rPr>
+    </w:lvl>
+    <w:lvl w:ilvl="6">
+      <w:start w:val="1"/>
+      <w:numFmt w:val="bullet"/>
+      <w:lvlText w:val="●"/>
+      <w:lvlJc w:val="left"/>
+      <w:pPr>
+        <w:ind w:left="5040" w:hanging="360"/>
+      </w:pPr>
+      <w:rPr>
+        <w:u w:val="none"/>
+      </w:rPr>
+    </w:lvl>
+    <w:lvl w:ilvl="7">
+      <w:start w:val="1"/>
+      <w:numFmt w:val="bullet"/>
+      <w:lvlText w:val="○"/>
+      <w:lvlJc w:val="left"/>
+      <w:pPr>
+        <w:ind w:left="5760" w:hanging="360"/>
+      </w:pPr>
+      <w:rPr>
+        <w:u w:val="none"/>
+      </w:rPr>
+    </w:lvl>
+    <w:lvl w:ilvl="8">
+      <w:start w:val="1"/>
+      <w:numFmt w:val="bullet"/>
+      <w:lvlText w:val="■"/>
+      <w:lvlJc w:val="left"/>
+      <w:pPr>
+        <w:ind w:left="6480" w:hanging="360"/>
+      </w:pPr>
+      <w:rPr>
+        <w:u w:val="none"/>
+      </w:rPr>
+    </w:lvl>
+  </w:abstractNum>
+  <w:abstractNum w:abstractNumId="11">
+    <w:lvl w:ilvl="0">
+      <w:start w:val="1"/>
+      <w:numFmt w:val="decimal"/>
+      <w:lvlText w:val="%1."/>
+      <w:lvlJc w:val="left"/>
+      <w:pPr>
+        <w:ind w:left="720" w:hanging="360"/>
+      </w:pPr>
+      <w:rPr>
+        <w:u w:val="none"/>
+      </w:rPr>
+    </w:lvl>
+    <w:lvl w:ilvl="1">
+      <w:start w:val="1"/>
+      <w:numFmt w:val="lowerLetter"/>
+      <w:lvlText w:val="%2."/>
+      <w:lvlJc w:val="left"/>
+      <w:pPr>
+        <w:ind w:left="1440" w:hanging="360"/>
+      </w:pPr>
+      <w:rPr>
+        <w:u w:val="none"/>
+      </w:rPr>
+    </w:lvl>
+    <w:lvl w:ilvl="2">
+      <w:start w:val="1"/>
+      <w:numFmt w:val="lowerRoman"/>
+      <w:lvlText w:val="%3."/>
+      <w:lvlJc w:val="left"/>
+      <w:pPr>
+        <w:ind w:left="2160" w:hanging="360"/>
+      </w:pPr>
+      <w:rPr>
+        <w:u w:val="none"/>
+      </w:rPr>
+    </w:lvl>
+    <w:lvl w:ilvl="3">
+      <w:start w:val="1"/>
+      <w:numFmt w:val="decimal"/>
+      <w:lvlText w:val="%4."/>
+      <w:lvlJc w:val="left"/>
+      <w:pPr>
+        <w:ind w:left="2880" w:hanging="360"/>
+      </w:pPr>
+      <w:rPr>
+        <w:u w:val="none"/>
+      </w:rPr>
+    </w:lvl>
+    <w:lvl w:ilvl="4">
+      <w:start w:val="1"/>
+      <w:numFmt w:val="lowerLetter"/>
+      <w:lvlText w:val="%5."/>
+      <w:lvlJc w:val="left"/>
+      <w:pPr>
+        <w:ind w:left="3600" w:hanging="360"/>
+      </w:pPr>
+      <w:rPr>
+        <w:u w:val="none"/>
+      </w:rPr>
+    </w:lvl>
+    <w:lvl w:ilvl="5">
+      <w:start w:val="1"/>
+      <w:numFmt w:val="lowerRoman"/>
+      <w:lvlText w:val="%6."/>
+      <w:lvlJc w:val="left"/>
+      <w:pPr>
+        <w:ind w:left="4320" w:hanging="360"/>
+      </w:pPr>
+      <w:rPr>
+        <w:u w:val="none"/>
+      </w:rPr>
+    </w:lvl>
+    <w:lvl w:ilvl="6">
+      <w:start w:val="1"/>
+      <w:numFmt w:val="decimal"/>
+      <w:lvlText w:val="%7."/>
+      <w:lvlJc w:val="left"/>
+      <w:pPr>
+        <w:ind w:left="5040" w:hanging="360"/>
+      </w:pPr>
+      <w:rPr>
+        <w:u w:val="none"/>
+      </w:rPr>
+    </w:lvl>
+    <w:lvl w:ilvl="7">
+      <w:start w:val="1"/>
+      <w:numFmt w:val="lowerLetter"/>
+      <w:lvlText w:val="%8."/>
+      <w:lvlJc w:val="left"/>
+      <w:pPr>
+        <w:ind w:left="5760" w:hanging="360"/>
+      </w:pPr>
+      <w:rPr>
+        <w:u w:val="none"/>
+      </w:rPr>
+    </w:lvl>
+    <w:lvl w:ilvl="8">
+      <w:start w:val="1"/>
+      <w:numFmt w:val="lowerRoman"/>
+      <w:lvlText w:val="%9."/>
+      <w:lvlJc w:val="left"/>
+      <w:pPr>
+        <w:ind w:left="6480" w:hanging="360"/>
+      </w:pPr>
+      <w:rPr>
+        <w:u w:val="none"/>
+      </w:rPr>
+    </w:lvl>
+  </w:abstractNum>
+  <w:abstractNum w:abstractNumId="12">
+    <w:lvl w:ilvl="0">
+      <w:start w:val="5"/>
+      <w:numFmt w:val="decimal"/>
+      <w:lvlText w:val="%1."/>
+      <w:lvlJc w:val="left"/>
+      <w:pPr>
+        <w:ind w:left="720" w:hanging="360"/>
+      </w:pPr>
+      <w:rPr>
+        <w:u w:val="none"/>
+      </w:rPr>
+    </w:lvl>
+    <w:lvl w:ilvl="1">
+      <w:start w:val="1"/>
+      <w:numFmt w:val="lowerLetter"/>
+      <w:lvlText w:val="%2."/>
+      <w:lvlJc w:val="left"/>
+      <w:pPr>
+        <w:ind w:left="1440" w:hanging="360"/>
+      </w:pPr>
+      <w:rPr>
+        <w:u w:val="none"/>
+      </w:rPr>
+    </w:lvl>
+    <w:lvl w:ilvl="2">
+      <w:start w:val="1"/>
+      <w:numFmt w:val="lowerRoman"/>
+      <w:lvlText w:val="%3."/>
+      <w:lvlJc w:val="left"/>
+      <w:pPr>
+        <w:ind w:left="2160" w:hanging="360"/>
+      </w:pPr>
+      <w:rPr>
+        <w:u w:val="none"/>
+      </w:rPr>
+    </w:lvl>
+    <w:lvl w:ilvl="3">
+      <w:start w:val="1"/>
+      <w:numFmt w:val="decimal"/>
+      <w:lvlText w:val="%4."/>
+      <w:lvlJc w:val="left"/>
+      <w:pPr>
+        <w:ind w:left="2880" w:hanging="360"/>
+      </w:pPr>
+      <w:rPr>
+        <w:u w:val="none"/>
+      </w:rPr>
+    </w:lvl>
+    <w:lvl w:ilvl="4">
+      <w:start w:val="1"/>
+      <w:numFmt w:val="lowerLetter"/>
+      <w:lvlText w:val="%5."/>
+      <w:lvlJc w:val="left"/>
+      <w:pPr>
+        <w:ind w:left="3600" w:hanging="360"/>
+      </w:pPr>
+      <w:rPr>
+        <w:u w:val="none"/>
+      </w:rPr>
+    </w:lvl>
+    <w:lvl w:ilvl="5">
+      <w:start w:val="1"/>
+      <w:numFmt w:val="lowerRoman"/>
+      <w:lvlText w:val="%6."/>
+      <w:lvlJc w:val="left"/>
+      <w:pPr>
+        <w:ind w:left="4320" w:hanging="360"/>
+      </w:pPr>
+      <w:rPr>
+        <w:u w:val="none"/>
+      </w:rPr>
+    </w:lvl>
+    <w:lvl w:ilvl="6">
+      <w:start w:val="1"/>
+      <w:numFmt w:val="decimal"/>
+      <w:lvlText w:val="%7."/>
+      <w:lvlJc w:val="left"/>
+      <w:pPr>
+        <w:ind w:left="5040" w:hanging="360"/>
+      </w:pPr>
+      <w:rPr>
+        <w:u w:val="none"/>
+      </w:rPr>
+    </w:lvl>
+    <w:lvl w:ilvl="7">
+      <w:start w:val="1"/>
+      <w:numFmt w:val="lowerLetter"/>
+      <w:lvlText w:val="%8."/>
+      <w:lvlJc w:val="left"/>
+      <w:pPr>
+        <w:ind w:left="5760" w:hanging="360"/>
+      </w:pPr>
+      <w:rPr>
+        <w:u w:val="none"/>
+      </w:rPr>
+    </w:lvl>
+    <w:lvl w:ilvl="8">
+      <w:start w:val="1"/>
+      <w:numFmt w:val="lowerRoman"/>
+      <w:lvlText w:val="%9."/>
       <w:lvlJc w:val="left"/>
       <w:pPr>
         <w:ind w:left="6480" w:hanging="360"/>
@@ -2546,6 +3594,18 @@
   </w:num>
   <w:num w:numId="8">
     <w:abstractNumId w:val="8"/>
+  </w:num>
+  <w:num w:numId="9">
+    <w:abstractNumId w:val="9"/>
+  </w:num>
+  <w:num w:numId="10">
+    <w:abstractNumId w:val="10"/>
+  </w:num>
+  <w:num w:numId="11">
+    <w:abstractNumId w:val="11"/>
+  </w:num>
+  <w:num w:numId="12">
+    <w:abstractNumId w:val="12"/>
   </w:num>
 </w:numbering>
 </file>
@@ -3054,7 +4114,7 @@
 
 <file path=customXML/item1.xml><?xml version="1.0" encoding="utf-8"?>
 <go:gDocsCustomXmlDataStorage xmlns:go="http://customooxmlschemas.google.com/" xmlns:r="http://schemas.openxmlformats.org/officeDocument/2006/relationships" uri="GoogleDocsCustomDataVersion2">
-  <go:docsCustomData xmlns:go="http://customooxmlschemas.google.com/" roundtripDataSignature="AMtx7mg/3xhHV0FJiRPDgA/yq2hD0d0Baw==">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</go:docsCustomData>
+  <go:docsCustomData xmlns:go="http://customooxmlschemas.google.com/" roundtripDataSignature="AMtx7mhy9olHVYTUQogknT8uJQcFUw8Fkw==">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</go:docsCustomData>
 </go:gDocsCustomXmlDataStorage>
 </file>
 
